--- a/MakeMyTask_Client_Feedback_Plan.docx
+++ b/MakeMyTask_Client_Feedback_Plan.docx
@@ -5836,6 +5836,13 @@
     </w:rPrDefault>
     <w:pPrDefault/>
   </w:docDefaults>
+  <w:style w:type="paragraph" w:default="1" w:styleId="Normal">
+    <w:name w:val="Normal"/>
+    <w:qFormat/>
+  </w:style>
+  <w:style w:type="character" w:default="1" w:styleId="DefaultParagraphFont">
+    <w:name w:val="Default Paragraph Font"/>
+  </w:style>
   <w:style w:type="paragraph" w:styleId="Title">
     <w:name w:val="Title"/>
     <w:basedOn w:val="Normal"/>
